--- a/lab1.docx
+++ b/lab1.docx
@@ -4,23 +4,575 @@
   <w:body>
     <w:p>
       <w:pPr>
+        <w:spacing w:after="120" w:line="240" w:lineRule="auto"/>
+        <w:ind w:left="-142" w:hanging="142"/>
         <w:jc w:val="center"/>
         <w:rPr>
-          <w:rFonts w:ascii="Times New Roman" w:hAnsi="Times New Roman" w:cs="Times New Roman"/>
-          <w:b/>
-          <w:bCs/>
-          <w:sz w:val="28"/>
-          <w:szCs w:val="28"/>
-        </w:rPr>
-      </w:pPr>
-      <w:r>
-        <w:rPr>
-          <w:rFonts w:ascii="Times New Roman" w:hAnsi="Times New Roman" w:cs="Times New Roman"/>
-          <w:b/>
-          <w:bCs/>
-          <w:sz w:val="28"/>
-          <w:szCs w:val="28"/>
-        </w:rPr>
+          <w:rFonts w:ascii="Times New Roman" w:eastAsia="Times New Roman" w:hAnsi="Times New Roman" w:cs="Times New Roman"/>
+          <w:sz w:val="28"/>
+          <w:szCs w:val="28"/>
+        </w:rPr>
+      </w:pPr>
+      <w:r>
+        <w:rPr>
+          <w:rFonts w:eastAsia="Times New Roman"/>
+          <w:color w:val="000000"/>
+          <w:sz w:val="24"/>
+          <w:szCs w:val="24"/>
+        </w:rPr>
+        <w:t>М</w:t>
+      </w:r>
+      <w:r>
+        <w:rPr>
+          <w:rFonts w:ascii="Times New Roman" w:eastAsia="Times New Roman" w:hAnsi="Times New Roman" w:cs="Times New Roman"/>
+          <w:color w:val="000000"/>
+          <w:sz w:val="28"/>
+          <w:szCs w:val="28"/>
+        </w:rPr>
+        <w:t>ИНИСТЕРСТВО НАУКИ И ВЫСШЕГО ОБРАЗОВАНИЯ РОССИЙСКОЙ ФЕДЕРАЦИИ</w:t>
+      </w:r>
+    </w:p>
+    <w:p>
+      <w:pPr>
+        <w:spacing w:after="120" w:line="240" w:lineRule="auto"/>
+        <w:ind w:left="-142" w:hanging="142"/>
+        <w:jc w:val="center"/>
+        <w:rPr>
+          <w:rFonts w:ascii="Times New Roman" w:eastAsia="Times New Roman" w:hAnsi="Times New Roman" w:cs="Times New Roman"/>
+          <w:sz w:val="28"/>
+          <w:szCs w:val="28"/>
+        </w:rPr>
+      </w:pPr>
+      <w:r>
+        <w:rPr>
+          <w:rFonts w:ascii="Times New Roman" w:eastAsia="Times New Roman" w:hAnsi="Times New Roman" w:cs="Times New Roman"/>
+          <w:color w:val="000000"/>
+          <w:sz w:val="28"/>
+          <w:szCs w:val="28"/>
+        </w:rPr>
+        <w:t>ФЕДЕРАЛЬНОЕ ГОСУДАРСТВЕННОЕ БЮДЖЕТНОЕ ОБРАЗОВАТЕЛЬНОЕ </w:t>
+      </w:r>
+    </w:p>
+    <w:p>
+      <w:pPr>
+        <w:spacing w:after="120" w:line="240" w:lineRule="auto"/>
+        <w:ind w:left="-142" w:hanging="142"/>
+        <w:jc w:val="center"/>
+        <w:rPr>
+          <w:rFonts w:ascii="Times New Roman" w:eastAsia="Times New Roman" w:hAnsi="Times New Roman" w:cs="Times New Roman"/>
+          <w:sz w:val="28"/>
+          <w:szCs w:val="28"/>
+        </w:rPr>
+      </w:pPr>
+      <w:r>
+        <w:rPr>
+          <w:rFonts w:ascii="Times New Roman" w:eastAsia="Times New Roman" w:hAnsi="Times New Roman" w:cs="Times New Roman"/>
+          <w:color w:val="000000"/>
+          <w:sz w:val="28"/>
+          <w:szCs w:val="28"/>
+        </w:rPr>
+        <w:t>УЧРЕЖДЕНИЕ ВЫСШЕГО ОБРАЗОВАНИЯ </w:t>
+      </w:r>
+    </w:p>
+    <w:p>
+      <w:pPr>
+        <w:spacing w:after="120" w:line="240" w:lineRule="auto"/>
+        <w:ind w:left="-142" w:hanging="142"/>
+        <w:jc w:val="center"/>
+        <w:rPr>
+          <w:rFonts w:ascii="Times New Roman" w:eastAsia="Times New Roman" w:hAnsi="Times New Roman" w:cs="Times New Roman"/>
+          <w:sz w:val="28"/>
+          <w:szCs w:val="28"/>
+        </w:rPr>
+      </w:pPr>
+      <w:r>
+        <w:rPr>
+          <w:rFonts w:ascii="Times New Roman" w:eastAsia="Times New Roman" w:hAnsi="Times New Roman" w:cs="Times New Roman"/>
+          <w:color w:val="000000"/>
+          <w:sz w:val="28"/>
+          <w:szCs w:val="28"/>
+        </w:rPr>
+        <w:t>«ПОВОЛЖСКИЙ ГОСУДАРСТВЕННЫЙ ТЕХНОЛОГИЧЕСКИЙ УНИВЕРСИТЕТ»</w:t>
+      </w:r>
+    </w:p>
+    <w:p>
+      <w:pPr>
+        <w:spacing w:line="240" w:lineRule="auto"/>
+        <w:rPr>
+          <w:rFonts w:ascii="Times New Roman" w:eastAsia="Times New Roman" w:hAnsi="Times New Roman" w:cs="Times New Roman"/>
+          <w:sz w:val="28"/>
+          <w:szCs w:val="28"/>
+        </w:rPr>
+      </w:pPr>
+    </w:p>
+    <w:p>
+      <w:pPr>
+        <w:spacing w:line="240" w:lineRule="auto"/>
+        <w:rPr>
+          <w:rFonts w:ascii="Times New Roman" w:eastAsia="Times New Roman" w:hAnsi="Times New Roman" w:cs="Times New Roman"/>
+          <w:sz w:val="28"/>
+          <w:szCs w:val="28"/>
+        </w:rPr>
+      </w:pPr>
+    </w:p>
+    <w:p>
+      <w:pPr>
+        <w:spacing w:after="120" w:line="240" w:lineRule="auto"/>
+        <w:jc w:val="right"/>
+        <w:rPr>
+          <w:rFonts w:ascii="Times New Roman" w:eastAsia="Times New Roman" w:hAnsi="Times New Roman" w:cs="Times New Roman"/>
+          <w:sz w:val="28"/>
+          <w:szCs w:val="28"/>
+        </w:rPr>
+      </w:pPr>
+      <w:r>
+        <w:rPr>
+          <w:rFonts w:ascii="Times New Roman" w:eastAsia="Times New Roman" w:hAnsi="Times New Roman" w:cs="Times New Roman"/>
+          <w:color w:val="000000"/>
+          <w:sz w:val="28"/>
+          <w:szCs w:val="28"/>
+        </w:rPr>
+        <w:t>Кафедра радиотехники и связи</w:t>
+      </w:r>
+    </w:p>
+    <w:p>
+      <w:pPr>
+        <w:spacing w:line="240" w:lineRule="auto"/>
+        <w:rPr>
+          <w:rFonts w:ascii="Times New Roman" w:eastAsia="Times New Roman" w:hAnsi="Times New Roman" w:cs="Times New Roman"/>
+          <w:sz w:val="28"/>
+          <w:szCs w:val="28"/>
+        </w:rPr>
+      </w:pPr>
+    </w:p>
+    <w:p>
+      <w:pPr>
+        <w:spacing w:after="120" w:line="240" w:lineRule="auto"/>
+        <w:jc w:val="center"/>
+        <w:rPr>
+          <w:rFonts w:ascii="Times New Roman" w:eastAsia="Times New Roman" w:hAnsi="Times New Roman" w:cs="Times New Roman"/>
+          <w:b/>
+          <w:bCs/>
+          <w:color w:val="000000"/>
+          <w:sz w:val="28"/>
+          <w:szCs w:val="28"/>
+        </w:rPr>
+      </w:pPr>
+      <w:r>
+        <w:rPr>
+          <w:rFonts w:ascii="Times New Roman" w:eastAsia="Times New Roman" w:hAnsi="Times New Roman" w:cs="Times New Roman"/>
+          <w:b/>
+          <w:bCs/>
+          <w:color w:val="000000"/>
+          <w:sz w:val="28"/>
+          <w:szCs w:val="28"/>
+        </w:rPr>
+        <w:t>Отчет по лабораторной работе № 1</w:t>
+      </w:r>
+    </w:p>
+    <w:p>
+      <w:pPr>
+        <w:spacing w:after="120" w:line="240" w:lineRule="auto"/>
+        <w:jc w:val="center"/>
+        <w:rPr>
+          <w:rFonts w:ascii="Times New Roman" w:eastAsia="Times New Roman" w:hAnsi="Times New Roman" w:cs="Times New Roman"/>
+          <w:sz w:val="28"/>
+          <w:szCs w:val="28"/>
+        </w:rPr>
+      </w:pPr>
+      <w:r>
+        <w:rPr>
+          <w:rFonts w:ascii="Times New Roman" w:eastAsia="Times New Roman" w:hAnsi="Times New Roman" w:cs="Times New Roman"/>
+          <w:bCs/>
+          <w:color w:val="000000"/>
+          <w:sz w:val="28"/>
+          <w:szCs w:val="28"/>
+        </w:rPr>
+        <w:t>“</w:t>
+      </w:r>
+      <w:r>
+        <w:t xml:space="preserve"> </w:t>
+      </w:r>
+      <w:r>
+        <w:rPr>
+          <w:rFonts w:ascii="Times New Roman" w:eastAsia="Times New Roman" w:hAnsi="Times New Roman" w:cs="Times New Roman"/>
+          <w:bCs/>
+          <w:color w:val="000000"/>
+          <w:sz w:val="28"/>
+          <w:szCs w:val="28"/>
+        </w:rPr>
+        <w:t xml:space="preserve">Утилиты работы с </w:t>
+      </w:r>
+      <w:r>
+        <w:rPr>
+          <w:rFonts w:ascii="Times New Roman" w:eastAsia="Times New Roman" w:hAnsi="Times New Roman" w:cs="Times New Roman"/>
+          <w:bCs/>
+          <w:color w:val="000000"/>
+          <w:sz w:val="28"/>
+          <w:szCs w:val="28"/>
+        </w:rPr>
+        <w:t>сетью”</w:t>
+      </w:r>
+    </w:p>
+    <w:p>
+      <w:pPr>
+        <w:spacing w:after="240" w:line="240" w:lineRule="auto"/>
+        <w:rPr>
+          <w:rFonts w:ascii="Times New Roman" w:eastAsia="Times New Roman" w:hAnsi="Times New Roman" w:cs="Times New Roman"/>
+          <w:sz w:val="28"/>
+          <w:szCs w:val="28"/>
+        </w:rPr>
+      </w:pPr>
+      <w:r>
+        <w:rPr>
+          <w:rFonts w:ascii="Times New Roman" w:eastAsia="Times New Roman" w:hAnsi="Times New Roman" w:cs="Times New Roman"/>
+          <w:sz w:val="28"/>
+          <w:szCs w:val="28"/>
+        </w:rPr>
+        <w:br/>
+      </w:r>
+      <w:r>
+        <w:rPr>
+          <w:rFonts w:ascii="Times New Roman" w:eastAsia="Times New Roman" w:hAnsi="Times New Roman" w:cs="Times New Roman"/>
+          <w:sz w:val="28"/>
+          <w:szCs w:val="28"/>
+        </w:rPr>
+        <w:br/>
+      </w:r>
+      <w:r>
+        <w:rPr>
+          <w:rFonts w:ascii="Times New Roman" w:eastAsia="Times New Roman" w:hAnsi="Times New Roman" w:cs="Times New Roman"/>
+          <w:sz w:val="28"/>
+          <w:szCs w:val="28"/>
+        </w:rPr>
+        <w:br/>
+      </w:r>
+    </w:p>
+    <w:p>
+      <w:pPr>
+        <w:spacing w:after="120" w:line="240" w:lineRule="auto"/>
+        <w:jc w:val="right"/>
+        <w:rPr>
+          <w:rFonts w:ascii="Times New Roman" w:eastAsia="Times New Roman" w:hAnsi="Times New Roman" w:cs="Times New Roman"/>
+          <w:sz w:val="28"/>
+          <w:szCs w:val="28"/>
+        </w:rPr>
+      </w:pPr>
+      <w:r>
+        <w:rPr>
+          <w:rFonts w:ascii="Times New Roman" w:eastAsia="Times New Roman" w:hAnsi="Times New Roman" w:cs="Times New Roman"/>
+          <w:color w:val="000000"/>
+          <w:sz w:val="28"/>
+          <w:szCs w:val="28"/>
+        </w:rPr>
+        <w:t>Выполнил: обучающийся гр. ИСТ-</w:t>
+      </w:r>
+      <w:r>
+        <w:rPr>
+          <w:rFonts w:ascii="Times New Roman" w:eastAsia="Times New Roman" w:hAnsi="Times New Roman" w:cs="Times New Roman"/>
+          <w:color w:val="000000"/>
+          <w:sz w:val="28"/>
+          <w:szCs w:val="28"/>
+        </w:rPr>
+        <w:t>3</w:t>
+      </w:r>
+      <w:r>
+        <w:rPr>
+          <w:rFonts w:ascii="Times New Roman" w:eastAsia="Times New Roman" w:hAnsi="Times New Roman" w:cs="Times New Roman"/>
+          <w:color w:val="000000"/>
+          <w:sz w:val="28"/>
+          <w:szCs w:val="28"/>
+        </w:rPr>
+        <w:t>3</w:t>
+      </w:r>
+    </w:p>
+    <w:p>
+      <w:pPr>
+        <w:spacing w:after="120" w:line="240" w:lineRule="auto"/>
+        <w:jc w:val="right"/>
+        <w:rPr>
+          <w:rFonts w:ascii="Times New Roman" w:eastAsia="Times New Roman" w:hAnsi="Times New Roman" w:cs="Times New Roman"/>
+          <w:sz w:val="28"/>
+          <w:szCs w:val="28"/>
+        </w:rPr>
+      </w:pPr>
+      <w:proofErr w:type="spellStart"/>
+      <w:r>
+        <w:rPr>
+          <w:rFonts w:ascii="Times New Roman" w:eastAsia="Times New Roman" w:hAnsi="Times New Roman" w:cs="Times New Roman"/>
+          <w:color w:val="000000"/>
+          <w:sz w:val="28"/>
+          <w:szCs w:val="28"/>
+        </w:rPr>
+        <w:t>Домрачев</w:t>
+      </w:r>
+      <w:proofErr w:type="spellEnd"/>
+      <w:r>
+        <w:rPr>
+          <w:rFonts w:ascii="Times New Roman" w:eastAsia="Times New Roman" w:hAnsi="Times New Roman" w:cs="Times New Roman"/>
+          <w:color w:val="000000"/>
+          <w:sz w:val="28"/>
+          <w:szCs w:val="28"/>
+        </w:rPr>
+        <w:t xml:space="preserve"> А.С.</w:t>
+      </w:r>
+    </w:p>
+    <w:p>
+      <w:pPr>
+        <w:spacing w:after="120" w:line="240" w:lineRule="auto"/>
+        <w:jc w:val="right"/>
+        <w:rPr>
+          <w:rFonts w:ascii="Times New Roman" w:eastAsia="Times New Roman" w:hAnsi="Times New Roman" w:cs="Times New Roman"/>
+          <w:sz w:val="28"/>
+          <w:szCs w:val="28"/>
+        </w:rPr>
+      </w:pPr>
+      <w:r>
+        <w:rPr>
+          <w:rFonts w:ascii="Times New Roman" w:eastAsia="Times New Roman" w:hAnsi="Times New Roman" w:cs="Times New Roman"/>
+          <w:color w:val="000000"/>
+          <w:sz w:val="28"/>
+          <w:szCs w:val="28"/>
+        </w:rPr>
+        <w:t>Проверил</w:t>
+      </w:r>
+      <w:r>
+        <w:rPr>
+          <w:rFonts w:ascii="Times New Roman" w:eastAsia="Times New Roman" w:hAnsi="Times New Roman" w:cs="Times New Roman"/>
+          <w:color w:val="000000"/>
+          <w:sz w:val="28"/>
+          <w:szCs w:val="28"/>
+        </w:rPr>
+        <w:t>: Чесноков Е.С</w:t>
+      </w:r>
+    </w:p>
+    <w:p>
+      <w:pPr>
+        <w:spacing w:line="240" w:lineRule="auto"/>
+        <w:rPr>
+          <w:rFonts w:ascii="Times New Roman" w:eastAsia="Times New Roman" w:hAnsi="Times New Roman" w:cs="Times New Roman"/>
+          <w:sz w:val="28"/>
+          <w:szCs w:val="28"/>
+        </w:rPr>
+      </w:pPr>
+    </w:p>
+    <w:p>
+      <w:pPr>
+        <w:spacing w:after="120" w:line="240" w:lineRule="auto"/>
+        <w:ind w:left="283"/>
+        <w:jc w:val="right"/>
+        <w:rPr>
+          <w:rFonts w:ascii="Times New Roman" w:eastAsia="Times New Roman" w:hAnsi="Times New Roman" w:cs="Times New Roman"/>
+          <w:sz w:val="28"/>
+          <w:szCs w:val="28"/>
+        </w:rPr>
+      </w:pPr>
+      <w:r>
+        <w:rPr>
+          <w:rFonts w:ascii="Times New Roman" w:eastAsia="Times New Roman" w:hAnsi="Times New Roman" w:cs="Times New Roman"/>
+          <w:color w:val="000000"/>
+          <w:sz w:val="28"/>
+          <w:szCs w:val="28"/>
+        </w:rPr>
+        <w:t>Дата защиты _____________________</w:t>
+      </w:r>
+    </w:p>
+    <w:p>
+      <w:pPr>
+        <w:spacing w:after="120" w:line="240" w:lineRule="auto"/>
+        <w:ind w:left="283"/>
+        <w:jc w:val="right"/>
+        <w:rPr>
+          <w:rFonts w:ascii="Times New Roman" w:eastAsia="Times New Roman" w:hAnsi="Times New Roman" w:cs="Times New Roman"/>
+          <w:sz w:val="28"/>
+          <w:szCs w:val="28"/>
+        </w:rPr>
+      </w:pPr>
+      <w:proofErr w:type="gramStart"/>
+      <w:r>
+        <w:rPr>
+          <w:rFonts w:ascii="Times New Roman" w:eastAsia="Times New Roman" w:hAnsi="Times New Roman" w:cs="Times New Roman"/>
+          <w:color w:val="000000"/>
+          <w:sz w:val="28"/>
+          <w:szCs w:val="28"/>
+        </w:rPr>
+        <w:t>Оценка  _</w:t>
+      </w:r>
+      <w:proofErr w:type="gramEnd"/>
+      <w:r>
+        <w:rPr>
+          <w:rFonts w:ascii="Times New Roman" w:eastAsia="Times New Roman" w:hAnsi="Times New Roman" w:cs="Times New Roman"/>
+          <w:color w:val="000000"/>
+          <w:sz w:val="28"/>
+          <w:szCs w:val="28"/>
+        </w:rPr>
+        <w:t>________________________</w:t>
+      </w:r>
+    </w:p>
+    <w:p>
+      <w:pPr>
+        <w:spacing w:after="240" w:line="240" w:lineRule="auto"/>
+        <w:rPr>
+          <w:rFonts w:ascii="Times New Roman" w:eastAsia="Times New Roman" w:hAnsi="Times New Roman" w:cs="Times New Roman"/>
+          <w:sz w:val="28"/>
+          <w:szCs w:val="28"/>
+        </w:rPr>
+      </w:pPr>
+      <w:r>
+        <w:rPr>
+          <w:rFonts w:ascii="Times New Roman" w:eastAsia="Times New Roman" w:hAnsi="Times New Roman" w:cs="Times New Roman"/>
+          <w:sz w:val="28"/>
+          <w:szCs w:val="28"/>
+        </w:rPr>
+        <w:br/>
+      </w:r>
+      <w:r>
+        <w:rPr>
+          <w:rFonts w:ascii="Times New Roman" w:eastAsia="Times New Roman" w:hAnsi="Times New Roman" w:cs="Times New Roman"/>
+          <w:sz w:val="28"/>
+          <w:szCs w:val="28"/>
+        </w:rPr>
+        <w:br/>
+      </w:r>
+      <w:r>
+        <w:rPr>
+          <w:rFonts w:ascii="Times New Roman" w:eastAsia="Times New Roman" w:hAnsi="Times New Roman" w:cs="Times New Roman"/>
+          <w:sz w:val="28"/>
+          <w:szCs w:val="28"/>
+        </w:rPr>
+        <w:br/>
+      </w:r>
+      <w:r>
+        <w:rPr>
+          <w:rFonts w:ascii="Times New Roman" w:eastAsia="Times New Roman" w:hAnsi="Times New Roman" w:cs="Times New Roman"/>
+          <w:sz w:val="28"/>
+          <w:szCs w:val="28"/>
+        </w:rPr>
+        <w:br/>
+      </w:r>
+      <w:r>
+        <w:rPr>
+          <w:rFonts w:ascii="Times New Roman" w:eastAsia="Times New Roman" w:hAnsi="Times New Roman" w:cs="Times New Roman"/>
+          <w:sz w:val="28"/>
+          <w:szCs w:val="28"/>
+        </w:rPr>
+        <w:br/>
+      </w:r>
+    </w:p>
+    <w:p>
+      <w:pPr>
+        <w:spacing w:after="120" w:line="240" w:lineRule="auto"/>
+        <w:rPr>
+          <w:rFonts w:ascii="Times New Roman" w:eastAsia="Times New Roman" w:hAnsi="Times New Roman" w:cs="Times New Roman"/>
+          <w:color w:val="000000"/>
+          <w:sz w:val="28"/>
+          <w:szCs w:val="28"/>
+        </w:rPr>
+      </w:pPr>
+    </w:p>
+    <w:p>
+      <w:pPr>
+        <w:spacing w:after="120" w:line="240" w:lineRule="auto"/>
+        <w:ind w:left="283"/>
+        <w:jc w:val="center"/>
+        <w:rPr>
+          <w:rFonts w:ascii="Times New Roman" w:eastAsia="Times New Roman" w:hAnsi="Times New Roman" w:cs="Times New Roman"/>
+          <w:color w:val="000000"/>
+          <w:sz w:val="28"/>
+          <w:szCs w:val="28"/>
+        </w:rPr>
+      </w:pPr>
+    </w:p>
+    <w:p>
+      <w:pPr>
+        <w:spacing w:after="120" w:line="240" w:lineRule="auto"/>
+        <w:ind w:left="283"/>
+        <w:jc w:val="center"/>
+        <w:rPr>
+          <w:rFonts w:ascii="Times New Roman" w:eastAsia="Times New Roman" w:hAnsi="Times New Roman" w:cs="Times New Roman"/>
+          <w:sz w:val="28"/>
+          <w:szCs w:val="28"/>
+        </w:rPr>
+      </w:pPr>
+      <w:r>
+        <w:rPr>
+          <w:rFonts w:ascii="Times New Roman" w:eastAsia="Times New Roman" w:hAnsi="Times New Roman" w:cs="Times New Roman"/>
+          <w:color w:val="000000"/>
+          <w:sz w:val="28"/>
+          <w:szCs w:val="28"/>
+        </w:rPr>
+        <w:t>Йошкар-Ол</w:t>
+      </w:r>
+      <w:r>
+        <w:rPr>
+          <w:rFonts w:ascii="Times New Roman" w:eastAsia="Times New Roman" w:hAnsi="Times New Roman" w:cs="Times New Roman"/>
+          <w:color w:val="000000"/>
+          <w:sz w:val="28"/>
+          <w:szCs w:val="28"/>
+        </w:rPr>
+        <w:t>а</w:t>
+      </w:r>
+    </w:p>
+    <w:p>
+      <w:pPr>
+        <w:jc w:val="center"/>
+        <w:rPr>
+          <w:rFonts w:ascii="Times New Roman" w:hAnsi="Times New Roman" w:cs="Times New Roman"/>
+          <w:sz w:val="28"/>
+          <w:szCs w:val="28"/>
+        </w:rPr>
+      </w:pPr>
+      <w:r>
+        <w:rPr>
+          <w:rFonts w:ascii="Times New Roman" w:hAnsi="Times New Roman" w:cs="Times New Roman"/>
+          <w:sz w:val="28"/>
+          <w:szCs w:val="28"/>
+        </w:rPr>
+        <w:t>2026</w:t>
+      </w:r>
+    </w:p>
+    <w:p>
+      <w:pPr>
+        <w:rPr>
+          <w:rFonts w:ascii="Times New Roman" w:hAnsi="Times New Roman" w:cs="Times New Roman"/>
+          <w:b/>
+          <w:bCs/>
+          <w:sz w:val="28"/>
+          <w:szCs w:val="28"/>
+        </w:rPr>
+      </w:pPr>
+    </w:p>
+    <w:p>
+      <w:pPr>
+        <w:rPr>
+          <w:rFonts w:ascii="Times New Roman" w:hAnsi="Times New Roman" w:cs="Times New Roman"/>
+          <w:b/>
+          <w:bCs/>
+          <w:sz w:val="28"/>
+          <w:szCs w:val="28"/>
+        </w:rPr>
+      </w:pPr>
+    </w:p>
+    <w:p>
+      <w:pPr>
+        <w:jc w:val="center"/>
+        <w:rPr>
+          <w:rFonts w:ascii="Times New Roman" w:hAnsi="Times New Roman" w:cs="Times New Roman"/>
+          <w:b/>
+          <w:bCs/>
+          <w:sz w:val="28"/>
+          <w:szCs w:val="28"/>
+        </w:rPr>
+      </w:pPr>
+      <w:r>
+        <w:rPr>
+          <w:rFonts w:ascii="Times New Roman" w:hAnsi="Times New Roman" w:cs="Times New Roman"/>
+          <w:b/>
+          <w:bCs/>
+          <w:sz w:val="28"/>
+          <w:szCs w:val="28"/>
+        </w:rPr>
+        <w:lastRenderedPageBreak/>
         <w:t>Задание 1. Получение справочной информации по командам</w:t>
       </w:r>
     </w:p>
@@ -40,6 +592,7 @@
           <w:rFonts w:ascii="Times New Roman" w:hAnsi="Times New Roman" w:cs="Times New Roman"/>
           <w:b/>
           <w:bCs/>
+          <w:noProof/>
           <w:sz w:val="28"/>
           <w:szCs w:val="28"/>
         </w:rPr>
@@ -139,6 +692,7 @@
           <w:rFonts w:ascii="Times New Roman" w:hAnsi="Times New Roman" w:cs="Times New Roman"/>
           <w:b/>
           <w:bCs/>
+          <w:noProof/>
           <w:sz w:val="28"/>
           <w:szCs w:val="28"/>
         </w:rPr>
@@ -270,6 +824,7 @@
           <w:rFonts w:ascii="Times New Roman" w:hAnsi="Times New Roman" w:cs="Times New Roman"/>
           <w:b/>
           <w:bCs/>
+          <w:noProof/>
           <w:sz w:val="28"/>
           <w:szCs w:val="28"/>
         </w:rPr>
@@ -390,6 +945,7 @@
           <w:rFonts w:ascii="Times New Roman" w:hAnsi="Times New Roman" w:cs="Times New Roman"/>
           <w:b/>
           <w:bCs/>
+          <w:noProof/>
           <w:sz w:val="28"/>
           <w:szCs w:val="28"/>
         </w:rPr>
@@ -439,48 +995,47 @@
           <w:bCs/>
           <w:sz w:val="28"/>
           <w:szCs w:val="28"/>
+        </w:rPr>
+      </w:pPr>
+      <w:r>
+        <w:rPr>
+          <w:rFonts w:ascii="Times New Roman" w:hAnsi="Times New Roman" w:cs="Times New Roman"/>
+          <w:b/>
+          <w:bCs/>
+          <w:sz w:val="28"/>
+          <w:szCs w:val="28"/>
+        </w:rPr>
+        <w:t>Рис.</w:t>
+      </w:r>
+      <w:r>
+        <w:rPr>
+          <w:rFonts w:ascii="Times New Roman" w:hAnsi="Times New Roman" w:cs="Times New Roman"/>
+          <w:b/>
+          <w:bCs/>
+          <w:sz w:val="28"/>
+          <w:szCs w:val="28"/>
+        </w:rPr>
+        <w:t>4</w:t>
+      </w:r>
+      <w:r>
+        <w:rPr>
+          <w:rFonts w:ascii="Times New Roman" w:hAnsi="Times New Roman" w:cs="Times New Roman"/>
+          <w:b/>
+          <w:bCs/>
+          <w:sz w:val="28"/>
+          <w:szCs w:val="28"/>
+        </w:rPr>
+        <w:t xml:space="preserve"> Справочная информация по запросу </w:t>
+      </w:r>
+      <w:r>
+        <w:rPr>
+          <w:rFonts w:ascii="Times New Roman" w:hAnsi="Times New Roman" w:cs="Times New Roman"/>
+          <w:b/>
+          <w:bCs/>
+          <w:sz w:val="28"/>
+          <w:szCs w:val="28"/>
           <w:lang w:val="en-US"/>
         </w:rPr>
-      </w:pPr>
-      <w:r>
-        <w:rPr>
-          <w:rFonts w:ascii="Times New Roman" w:hAnsi="Times New Roman" w:cs="Times New Roman"/>
-          <w:b/>
-          <w:bCs/>
-          <w:sz w:val="28"/>
-          <w:szCs w:val="28"/>
-        </w:rPr>
-        <w:t>Рис.</w:t>
-      </w:r>
-      <w:r>
-        <w:rPr>
-          <w:rFonts w:ascii="Times New Roman" w:hAnsi="Times New Roman" w:cs="Times New Roman"/>
-          <w:b/>
-          <w:bCs/>
-          <w:sz w:val="28"/>
-          <w:szCs w:val="28"/>
-        </w:rPr>
-        <w:t>4</w:t>
-      </w:r>
-      <w:r>
-        <w:rPr>
-          <w:rFonts w:ascii="Times New Roman" w:hAnsi="Times New Roman" w:cs="Times New Roman"/>
-          <w:b/>
-          <w:bCs/>
-          <w:sz w:val="28"/>
-          <w:szCs w:val="28"/>
-        </w:rPr>
-        <w:t xml:space="preserve"> Справочная информация по запросу </w:t>
-      </w:r>
-      <w:r>
-        <w:rPr>
-          <w:rFonts w:ascii="Times New Roman" w:hAnsi="Times New Roman" w:cs="Times New Roman"/>
-          <w:b/>
-          <w:bCs/>
-          <w:sz w:val="28"/>
-          <w:szCs w:val="28"/>
-          <w:lang w:val="en-US"/>
-        </w:rPr>
         <w:t>hostname</w:t>
       </w:r>
       <w:r>
@@ -532,6 +1087,7 @@
           <w:rFonts w:ascii="Times New Roman" w:hAnsi="Times New Roman" w:cs="Times New Roman"/>
           <w:b/>
           <w:bCs/>
+          <w:noProof/>
           <w:sz w:val="28"/>
           <w:szCs w:val="28"/>
         </w:rPr>
@@ -2557,6 +3113,7 @@
           <w:rFonts w:ascii="Times New Roman" w:hAnsi="Times New Roman" w:cs="Times New Roman"/>
           <w:b/>
           <w:bCs/>
+          <w:noProof/>
           <w:sz w:val="28"/>
           <w:szCs w:val="28"/>
           <w:lang w:val="en-US"/>
@@ -2615,6 +3172,7 @@
           <w:rFonts w:ascii="Times New Roman" w:hAnsi="Times New Roman" w:cs="Times New Roman"/>
           <w:b/>
           <w:bCs/>
+          <w:noProof/>
           <w:sz w:val="28"/>
           <w:szCs w:val="28"/>
           <w:lang w:val="en-US"/>
@@ -2673,6 +3231,7 @@
           <w:rFonts w:ascii="Times New Roman" w:hAnsi="Times New Roman" w:cs="Times New Roman"/>
           <w:b/>
           <w:bCs/>
+          <w:noProof/>
           <w:sz w:val="28"/>
           <w:szCs w:val="28"/>
           <w:lang w:val="en-US"/>
@@ -2902,6 +3461,7 @@
           <w:rFonts w:ascii="Times New Roman" w:hAnsi="Times New Roman" w:cs="Times New Roman"/>
           <w:b/>
           <w:bCs/>
+          <w:noProof/>
           <w:sz w:val="28"/>
           <w:szCs w:val="28"/>
         </w:rPr>
@@ -3050,6 +3610,7 @@
           <w:rFonts w:ascii="Times New Roman" w:hAnsi="Times New Roman" w:cs="Times New Roman"/>
           <w:b/>
           <w:bCs/>
+          <w:noProof/>
           <w:sz w:val="28"/>
           <w:szCs w:val="28"/>
         </w:rPr>
@@ -3273,6 +3834,7 @@
           <w:rFonts w:ascii="Times New Roman" w:hAnsi="Times New Roman" w:cs="Times New Roman"/>
           <w:b/>
           <w:bCs/>
+          <w:noProof/>
           <w:sz w:val="28"/>
           <w:szCs w:val="28"/>
         </w:rPr>
@@ -3467,6 +4029,7 @@
           <w:rFonts w:ascii="Times New Roman" w:hAnsi="Times New Roman" w:cs="Times New Roman"/>
           <w:b/>
           <w:bCs/>
+          <w:noProof/>
           <w:sz w:val="28"/>
           <w:szCs w:val="28"/>
         </w:rPr>
@@ -3720,6 +4283,7 @@
           <w:rFonts w:ascii="Times New Roman" w:hAnsi="Times New Roman" w:cs="Times New Roman"/>
           <w:b/>
           <w:bCs/>
+          <w:noProof/>
           <w:sz w:val="28"/>
           <w:szCs w:val="28"/>
         </w:rPr>
